--- a/tillsyn/A 20580-2026 tillsynsbegäran.docx
+++ b/tillsyn/A 20580-2026 tillsynsbegäran.docx
@@ -803,7 +803,7 @@
     <w:r>
       <w:tab/>
       <w:tab/>
-      <w:t>2026-09-14</w:t>
+      <w:t>2026-09-15</w:t>
       <w:br/>
       <w:br/>
     </w:r>

--- a/tillsyn/A 20580-2026 tillsynsbegäran.docx
+++ b/tillsyn/A 20580-2026 tillsynsbegäran.docx
@@ -60,12 +60,12 @@
         <w:spacing w:after="240"/>
       </w:pPr>
       <w:r>
-        <w:t>Figur 1. Fyndplatser för naturvårdsarter i avverkningsanmälan. Markörer utan svart kant är placerade på fyndplatsen. Markörer med svart kant är placerade vid sidan av fyndplatsen och har ett svart streck som visar fyndplatsens exakta position. Kartans mittpunktskoordinat är N 6917292, E 529359 i SWEREF 99 TM.</w:t>
+        <w:t>Figur 1. Fyndplatser för naturvårdsarter i och inom 5 meter från avverkningsanmälan. Markörer utan svart kant är placerade på fyndplatsen. Markörer med svart kant är placerade vid sidan av fyndplatsen och har ett svart streck som visar fyndplatsens exakta position. Kartans mittpunktskoordinat är N 6917292, E 529359 i SWEREF 99 TM.</w:t>
       </w:r>
     </w:p>
     <w:p>
       <w:r>
-        <w:t>I avverkningsanmälan finns fynd av 6 naturvårdsarter, varav 3 är rödlistade, 1 är fridlyst, 6 är typiska (T) och 2 är signalarter (S): garnlav (VU, T), dropptaggsvamp (NT, T), vedskivlav (NT, T), stor aspticka (S, T), vedticka (S, T) och tjäder (T, §4). Se Figur 1.</w:t>
+        <w:t>I och inom 5 meter från avverkningsanmälan finns fynd av 7 naturvårdsarter, varav 3 är rödlistade, 1 är fridlyst, 7 är typiska (T) och 3 är signalarter (S): garnlav (VU, T), dropptaggsvamp (NT, T), vedskivlav (NT, T), skogshakmossa (S, T), stor aspticka (S, T), vedticka (S, T) och tjäder (T, §4). Se Figur 1.</w:t>
       </w:r>
     </w:p>
     <w:p>
@@ -171,6 +171,35 @@
       </w:r>
       <w:r>
         <w:t xml:space="preserve"> (SLU Artdatabanken, 2024).</w:t>
+      </w:r>
+    </w:p>
+    <w:p>
+      <w:r>
+        <w:rPr>
+          <w:b/>
+        </w:rPr>
+        <w:t>Skogshakmossa</w:t>
+      </w:r>
+      <w:r>
+        <w:t xml:space="preserve"> indikerar lokaler som ofta har en artrik mossflora som kräver jämn och hög markfuktighet, till exempel olika sumpskogar med höga naturvärden. Högst signalvärde har arten i södra och mellersta Sverige. Skogshakmossa är typisk art för </w:t>
+      </w:r>
+      <w:r>
+        <w:rPr>
+          <w:i/>
+        </w:rPr>
+        <w:t xml:space="preserve">9010 Taiga, 9050 Näringsrik granskog, 9080 Lövsumpskog </w:t>
+      </w:r>
+      <w:r>
+        <w:t xml:space="preserve">och </w:t>
+      </w:r>
+      <w:r>
+        <w:rPr>
+          <w:i/>
+        </w:rPr>
+        <w:t xml:space="preserve">9750 Svämlövskog </w:t>
+      </w:r>
+      <w:r>
+        <w:t>(Nitare &amp; Skogsstyrelsen, 2019; SLU Artdatabanken, 2025).</w:t>
       </w:r>
     </w:p>
     <w:p>
@@ -288,7 +317,7 @@
     </w:p>
     <w:p>
       <w:r>
-        <w:t>Följande typiska arter har sina livsmiljöer och växtplatser i den avverkningsanmälda skogen: garnlav (VU, T), dropptaggsvamp (NT, T), vedskivlav (NT, T), stor aspticka (S, T), vedticka (S, T) och tjäder (T, §4).</w:t>
+        <w:t>Följande typiska arter har sina livsmiljöer och växtplatser i den avverkningsanmälda skogen: garnlav (VU, T), dropptaggsvamp (NT, T), vedskivlav (NT, T), skogshakmossa (S, T), stor aspticka (S, T), vedticka (S, T) och tjäder (T, §4).</w:t>
       </w:r>
     </w:p>
     <w:p>
@@ -803,7 +832,7 @@
     <w:r>
       <w:tab/>
       <w:tab/>
-      <w:t>2026-09-15</w:t>
+      <w:t>2026-09-16</w:t>
       <w:br/>
       <w:br/>
     </w:r>

--- a/tillsyn/A 20580-2026 tillsynsbegäran.docx
+++ b/tillsyn/A 20580-2026 tillsynsbegäran.docx
@@ -832,7 +832,7 @@
     <w:r>
       <w:tab/>
       <w:tab/>
-      <w:t>2026-09-16</w:t>
+      <w:t>2026-09-17</w:t>
       <w:br/>
       <w:br/>
     </w:r>

--- a/tillsyn/A 20580-2026 tillsynsbegäran.docx
+++ b/tillsyn/A 20580-2026 tillsynsbegäran.docx
@@ -832,7 +832,7 @@
     <w:r>
       <w:tab/>
       <w:tab/>
-      <w:t>2026-09-17</w:t>
+      <w:t>2026-09-18</w:t>
       <w:br/>
       <w:br/>
     </w:r>

--- a/tillsyn/A 20580-2026 tillsynsbegäran.docx
+++ b/tillsyn/A 20580-2026 tillsynsbegäran.docx
@@ -832,7 +832,7 @@
     <w:r>
       <w:tab/>
       <w:tab/>
-      <w:t>2026-09-18</w:t>
+      <w:t>2026-09-19</w:t>
       <w:br/>
       <w:br/>
     </w:r>

--- a/tillsyn/A 20580-2026 tillsynsbegäran.docx
+++ b/tillsyn/A 20580-2026 tillsynsbegäran.docx
@@ -832,7 +832,7 @@
     <w:r>
       <w:tab/>
       <w:tab/>
-      <w:t>2026-09-19</w:t>
+      <w:t>2026-09-21</w:t>
       <w:br/>
       <w:br/>
     </w:r>

--- a/tillsyn/A 20580-2026 tillsynsbegäran.docx
+++ b/tillsyn/A 20580-2026 tillsynsbegäran.docx
@@ -832,7 +832,7 @@
     <w:r>
       <w:tab/>
       <w:tab/>
-      <w:t>2026-09-21</w:t>
+      <w:t>2026-09-23</w:t>
       <w:br/>
       <w:br/>
     </w:r>

--- a/tillsyn/A 20580-2026 tillsynsbegäran.docx
+++ b/tillsyn/A 20580-2026 tillsynsbegäran.docx
@@ -832,7 +832,7 @@
     <w:r>
       <w:tab/>
       <w:tab/>
-      <w:t>2026-09-23</w:t>
+      <w:t>2026-09-24</w:t>
       <w:br/>
       <w:br/>
     </w:r>

--- a/tillsyn/A 20580-2026 tillsynsbegäran.docx
+++ b/tillsyn/A 20580-2026 tillsynsbegäran.docx
@@ -832,7 +832,7 @@
     <w:r>
       <w:tab/>
       <w:tab/>
-      <w:t>2026-09-24</w:t>
+      <w:t>2026-09-25</w:t>
       <w:br/>
       <w:br/>
     </w:r>

--- a/tillsyn/A 20580-2026 tillsynsbegäran.docx
+++ b/tillsyn/A 20580-2026 tillsynsbegäran.docx
@@ -832,7 +832,7 @@
     <w:r>
       <w:tab/>
       <w:tab/>
-      <w:t>2026-09-25</w:t>
+      <w:t>2026-09-26</w:t>
       <w:br/>
       <w:br/>
     </w:r>

--- a/tillsyn/A 20580-2026 tillsynsbegäran.docx
+++ b/tillsyn/A 20580-2026 tillsynsbegäran.docx
@@ -832,7 +832,7 @@
     <w:r>
       <w:tab/>
       <w:tab/>
-      <w:t>2026-09-26</w:t>
+      <w:t>2026-09-27</w:t>
       <w:br/>
       <w:br/>
     </w:r>

--- a/tillsyn/A 20580-2026 tillsynsbegäran.docx
+++ b/tillsyn/A 20580-2026 tillsynsbegäran.docx
@@ -832,7 +832,7 @@
     <w:r>
       <w:tab/>
       <w:tab/>
-      <w:t>2026-09-27</w:t>
+      <w:t>2026-09-28</w:t>
       <w:br/>
       <w:br/>
     </w:r>

--- a/tillsyn/A 20580-2026 tillsynsbegäran.docx
+++ b/tillsyn/A 20580-2026 tillsynsbegäran.docx
@@ -832,7 +832,7 @@
     <w:r>
       <w:tab/>
       <w:tab/>
-      <w:t>2026-09-28</w:t>
+      <w:t>2026-09-29</w:t>
       <w:br/>
       <w:br/>
     </w:r>

--- a/tillsyn/A 20580-2026 tillsynsbegäran.docx
+++ b/tillsyn/A 20580-2026 tillsynsbegäran.docx
@@ -832,7 +832,7 @@
     <w:r>
       <w:tab/>
       <w:tab/>
-      <w:t>2026-09-29</w:t>
+      <w:t>2026-09-30</w:t>
       <w:br/>
       <w:br/>
     </w:r>

--- a/tillsyn/A 20580-2026 tillsynsbegäran.docx
+++ b/tillsyn/A 20580-2026 tillsynsbegäran.docx
@@ -832,7 +832,7 @@
     <w:r>
       <w:tab/>
       <w:tab/>
-      <w:t>2026-09-30</w:t>
+      <w:t>2026-10-01</w:t>
       <w:br/>
       <w:br/>
     </w:r>

--- a/tillsyn/A 20580-2026 tillsynsbegäran.docx
+++ b/tillsyn/A 20580-2026 tillsynsbegäran.docx
@@ -832,7 +832,7 @@
     <w:r>
       <w:tab/>
       <w:tab/>
-      <w:t>2026-10-01</w:t>
+      <w:t>2026-10-02</w:t>
       <w:br/>
       <w:br/>
     </w:r>

--- a/tillsyn/A 20580-2026 tillsynsbegäran.docx
+++ b/tillsyn/A 20580-2026 tillsynsbegäran.docx
@@ -832,7 +832,7 @@
     <w:r>
       <w:tab/>
       <w:tab/>
-      <w:t>2026-10-02</w:t>
+      <w:t>2026-10-03</w:t>
       <w:br/>
       <w:br/>
     </w:r>

--- a/tillsyn/A 20580-2026 tillsynsbegäran.docx
+++ b/tillsyn/A 20580-2026 tillsynsbegäran.docx
@@ -832,7 +832,7 @@
     <w:r>
       <w:tab/>
       <w:tab/>
-      <w:t>2026-10-03</w:t>
+      <w:t>2026-10-04</w:t>
       <w:br/>
       <w:br/>
     </w:r>

--- a/tillsyn/A 20580-2026 tillsynsbegäran.docx
+++ b/tillsyn/A 20580-2026 tillsynsbegäran.docx
@@ -832,7 +832,7 @@
     <w:r>
       <w:tab/>
       <w:tab/>
-      <w:t>2026-10-04</w:t>
+      <w:t>2026-10-05</w:t>
       <w:br/>
       <w:br/>
     </w:r>

--- a/tillsyn/A 20580-2026 tillsynsbegäran.docx
+++ b/tillsyn/A 20580-2026 tillsynsbegäran.docx
@@ -832,7 +832,7 @@
     <w:r>
       <w:tab/>
       <w:tab/>
-      <w:t>2026-10-05</w:t>
+      <w:t>2026-10-06</w:t>
       <w:br/>
       <w:br/>
     </w:r>

--- a/tillsyn/A 20580-2026 tillsynsbegäran.docx
+++ b/tillsyn/A 20580-2026 tillsynsbegäran.docx
@@ -832,7 +832,7 @@
     <w:r>
       <w:tab/>
       <w:tab/>
-      <w:t>2026-10-06</w:t>
+      <w:t>2026-10-07</w:t>
       <w:br/>
       <w:br/>
     </w:r>

--- a/tillsyn/A 20580-2026 tillsynsbegäran.docx
+++ b/tillsyn/A 20580-2026 tillsynsbegäran.docx
@@ -832,7 +832,7 @@
     <w:r>
       <w:tab/>
       <w:tab/>
-      <w:t>2026-10-07</w:t>
+      <w:t>2026-10-08</w:t>
       <w:br/>
       <w:br/>
     </w:r>

--- a/tillsyn/A 20580-2026 tillsynsbegäran.docx
+++ b/tillsyn/A 20580-2026 tillsynsbegäran.docx
@@ -832,7 +832,7 @@
     <w:r>
       <w:tab/>
       <w:tab/>
-      <w:t>2026-10-08</w:t>
+      <w:t>2026-10-09</w:t>
       <w:br/>
       <w:br/>
     </w:r>

--- a/tillsyn/A 20580-2026 tillsynsbegäran.docx
+++ b/tillsyn/A 20580-2026 tillsynsbegäran.docx
@@ -832,7 +832,7 @@
     <w:r>
       <w:tab/>
       <w:tab/>
-      <w:t>2026-10-09</w:t>
+      <w:t>2026-10-10</w:t>
       <w:br/>
       <w:br/>
     </w:r>

--- a/tillsyn/A 20580-2026 tillsynsbegäran.docx
+++ b/tillsyn/A 20580-2026 tillsynsbegäran.docx
@@ -832,7 +832,7 @@
     <w:r>
       <w:tab/>
       <w:tab/>
-      <w:t>2026-10-10</w:t>
+      <w:t>2026-10-11</w:t>
       <w:br/>
       <w:br/>
     </w:r>

--- a/tillsyn/A 20580-2026 tillsynsbegäran.docx
+++ b/tillsyn/A 20580-2026 tillsynsbegäran.docx
@@ -832,7 +832,7 @@
     <w:r>
       <w:tab/>
       <w:tab/>
-      <w:t>2026-10-11</w:t>
+      <w:t>2026-10-12</w:t>
       <w:br/>
       <w:br/>
     </w:r>

--- a/tillsyn/A 20580-2026 tillsynsbegäran.docx
+++ b/tillsyn/A 20580-2026 tillsynsbegäran.docx
@@ -832,7 +832,7 @@
     <w:r>
       <w:tab/>
       <w:tab/>
-      <w:t>2026-10-12</w:t>
+      <w:t>2026-10-13</w:t>
       <w:br/>
       <w:br/>
     </w:r>

--- a/tillsyn/A 20580-2026 tillsynsbegäran.docx
+++ b/tillsyn/A 20580-2026 tillsynsbegäran.docx
@@ -832,7 +832,7 @@
     <w:r>
       <w:tab/>
       <w:tab/>
-      <w:t>2026-10-13</w:t>
+      <w:t>2026-10-14</w:t>
       <w:br/>
       <w:br/>
     </w:r>

--- a/tillsyn/A 20580-2026 tillsynsbegäran.docx
+++ b/tillsyn/A 20580-2026 tillsynsbegäran.docx
@@ -832,7 +832,7 @@
     <w:r>
       <w:tab/>
       <w:tab/>
-      <w:t>2026-10-14</w:t>
+      <w:t>2026-10-15</w:t>
       <w:br/>
       <w:br/>
     </w:r>

--- a/tillsyn/A 20580-2026 tillsynsbegäran.docx
+++ b/tillsyn/A 20580-2026 tillsynsbegäran.docx
@@ -832,7 +832,7 @@
     <w:r>
       <w:tab/>
       <w:tab/>
-      <w:t>2026-10-15</w:t>
+      <w:t>2026-10-16</w:t>
       <w:br/>
       <w:br/>
     </w:r>

--- a/tillsyn/A 20580-2026 tillsynsbegäran.docx
+++ b/tillsyn/A 20580-2026 tillsynsbegäran.docx
@@ -832,7 +832,7 @@
     <w:r>
       <w:tab/>
       <w:tab/>
-      <w:t>2026-10-16</w:t>
+      <w:t>2026-10-17</w:t>
       <w:br/>
       <w:br/>
     </w:r>

--- a/tillsyn/A 20580-2026 tillsynsbegäran.docx
+++ b/tillsyn/A 20580-2026 tillsynsbegäran.docx
@@ -832,7 +832,7 @@
     <w:r>
       <w:tab/>
       <w:tab/>
-      <w:t>2026-10-17</w:t>
+      <w:t>2026-10-18</w:t>
       <w:br/>
       <w:br/>
     </w:r>

--- a/tillsyn/A 20580-2026 tillsynsbegäran.docx
+++ b/tillsyn/A 20580-2026 tillsynsbegäran.docx
@@ -832,7 +832,7 @@
     <w:r>
       <w:tab/>
       <w:tab/>
-      <w:t>2026-10-18</w:t>
+      <w:t>2026-10-19</w:t>
       <w:br/>
       <w:br/>
     </w:r>

--- a/tillsyn/A 20580-2026 tillsynsbegäran.docx
+++ b/tillsyn/A 20580-2026 tillsynsbegäran.docx
@@ -832,7 +832,7 @@
     <w:r>
       <w:tab/>
       <w:tab/>
-      <w:t>2026-10-19</w:t>
+      <w:t>2026-10-20</w:t>
       <w:br/>
       <w:br/>
     </w:r>

--- a/tillsyn/A 20580-2026 tillsynsbegäran.docx
+++ b/tillsyn/A 20580-2026 tillsynsbegäran.docx
@@ -832,7 +832,7 @@
     <w:r>
       <w:tab/>
       <w:tab/>
-      <w:t>2026-10-20</w:t>
+      <w:t>2026-10-21</w:t>
       <w:br/>
       <w:br/>
     </w:r>

--- a/tillsyn/A 20580-2026 tillsynsbegäran.docx
+++ b/tillsyn/A 20580-2026 tillsynsbegäran.docx
@@ -832,7 +832,7 @@
     <w:r>
       <w:tab/>
       <w:tab/>
-      <w:t>2026-10-21</w:t>
+      <w:t>2026-10-22</w:t>
       <w:br/>
       <w:br/>
     </w:r>

--- a/tillsyn/A 20580-2026 tillsynsbegäran.docx
+++ b/tillsyn/A 20580-2026 tillsynsbegäran.docx
@@ -832,7 +832,7 @@
     <w:r>
       <w:tab/>
       <w:tab/>
-      <w:t>2026-10-22</w:t>
+      <w:t>2026-10-23</w:t>
       <w:br/>
       <w:br/>
     </w:r>

--- a/tillsyn/A 20580-2026 tillsynsbegäran.docx
+++ b/tillsyn/A 20580-2026 tillsynsbegäran.docx
@@ -832,7 +832,7 @@
     <w:r>
       <w:tab/>
       <w:tab/>
-      <w:t>2026-10-23</w:t>
+      <w:t>2026-10-24</w:t>
       <w:br/>
       <w:br/>
     </w:r>

--- a/tillsyn/A 20580-2026 tillsynsbegäran.docx
+++ b/tillsyn/A 20580-2026 tillsynsbegäran.docx
@@ -832,7 +832,7 @@
     <w:r>
       <w:tab/>
       <w:tab/>
-      <w:t>2026-10-24</w:t>
+      <w:t>2026-10-25</w:t>
       <w:br/>
       <w:br/>
     </w:r>

--- a/tillsyn/A 20580-2026 tillsynsbegäran.docx
+++ b/tillsyn/A 20580-2026 tillsynsbegäran.docx
@@ -832,7 +832,7 @@
     <w:r>
       <w:tab/>
       <w:tab/>
-      <w:t>2026-10-25</w:t>
+      <w:t>2026-10-26</w:t>
       <w:br/>
       <w:br/>
     </w:r>

--- a/tillsyn/A 20580-2026 tillsynsbegäran.docx
+++ b/tillsyn/A 20580-2026 tillsynsbegäran.docx
@@ -832,7 +832,7 @@
     <w:r>
       <w:tab/>
       <w:tab/>
-      <w:t>2026-10-26</w:t>
+      <w:t>2026-10-27</w:t>
       <w:br/>
       <w:br/>
     </w:r>

--- a/tillsyn/A 20580-2026 tillsynsbegäran.docx
+++ b/tillsyn/A 20580-2026 tillsynsbegäran.docx
@@ -832,7 +832,7 @@
     <w:r>
       <w:tab/>
       <w:tab/>
-      <w:t>2026-10-27</w:t>
+      <w:t>2026-10-28</w:t>
       <w:br/>
       <w:br/>
     </w:r>

--- a/tillsyn/A 20580-2026 tillsynsbegäran.docx
+++ b/tillsyn/A 20580-2026 tillsynsbegäran.docx
@@ -832,7 +832,7 @@
     <w:r>
       <w:tab/>
       <w:tab/>
-      <w:t>2026-10-28</w:t>
+      <w:t>2026-10-29</w:t>
       <w:br/>
       <w:br/>
     </w:r>

--- a/tillsyn/A 20580-2026 tillsynsbegäran.docx
+++ b/tillsyn/A 20580-2026 tillsynsbegäran.docx
@@ -832,7 +832,7 @@
     <w:r>
       <w:tab/>
       <w:tab/>
-      <w:t>2026-10-29</w:t>
+      <w:t>2026-10-31</w:t>
       <w:br/>
       <w:br/>
     </w:r>
